--- a/fuentes/11210049_CF01_CFA.docx
+++ b/fuentes/11210049_CF01_CFA.docx
@@ -205,7 +205,7 @@
               </wp:anchor>
             </w:drawing>
           </mc:Choice>
-          <mc:Fallback xmlns:w16sdtdh="http://schemas.microsoft.com/office/word/2020/wordml/sdtdatahash" xmlns:w16="http://schemas.microsoft.com/office/word/2018/wordml" xmlns:w16cex="http://schemas.microsoft.com/office/word/2018/wordml/cex" xmlns:oel="http://schemas.microsoft.com/office/2019/extlst">
+          <mc:Fallback xmlns:oel="http://schemas.microsoft.com/office/2019/extlst" xmlns:w16cex="http://schemas.microsoft.com/office/word/2018/wordml/cex" xmlns:w16="http://schemas.microsoft.com/office/word/2018/wordml" xmlns:w16sdtdh="http://schemas.microsoft.com/office/word/2020/wordml/sdtdatahash">
             <w:pict>
               <v:rect w14:anchorId="4C256C62" id="Rectángulo 3" o:spid="_x0000_s1026" alt="&quot;&quot;" style="position:absolute;margin-left:-55.95pt;margin-top:26.4pt;width:613.85pt;height:164.25pt;z-index:-251655168;visibility:visible;mso-wrap-style:square;mso-height-percent:0;mso-wrap-distance-left:9pt;mso-wrap-distance-top:0;mso-wrap-distance-right:9pt;mso-wrap-distance-bottom:0;mso-position-horizontal:absolute;mso-position-horizontal-relative:text;mso-position-vertical:absolute;mso-position-vertical-relative:text;mso-height-percent:0;mso-height-relative:margin;v-text-anchor:middle" o:gfxdata="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" fillcolor="#00314d" stroked="f" strokeweight="1pt"/>
             </w:pict>
@@ -559,7 +559,7 @@
           <w:r>
             <w:fldChar w:fldCharType="separate"/>
           </w:r>
-          <w:hyperlink w:anchor="_Toc238633419" w:history="1">
+          <w:hyperlink w:anchor="_Toc240013487" w:history="1">
             <w:r>
               <w:rPr>
                 <w:rStyle w:val="Hipervnculo"/>
@@ -586,7 +586,7 @@
                 <w:noProof/>
                 <w:webHidden/>
               </w:rPr>
-              <w:instrText xml:space="preserve"> PAGEREF _Toc238633419 \h </w:instrText>
+              <w:instrText xml:space="preserve"> PAGEREF _Toc240013487 \h </w:instrText>
             </w:r>
             <w:r>
               <w:rPr>
@@ -632,7 +632,7 @@
               <w14:ligatures w14:val="none"/>
             </w:rPr>
           </w:pPr>
-          <w:hyperlink w:anchor="_Toc238633420" w:history="1">
+          <w:hyperlink w:anchor="_Toc240013488" w:history="1">
             <w:r>
               <w:rPr>
                 <w:rStyle w:val="Hipervnculo"/>
@@ -659,7 +659,7 @@
                 <w:noProof/>
                 <w:webHidden/>
               </w:rPr>
-              <w:instrText xml:space="preserve"> PAGEREF _Toc238633420 \h </w:instrText>
+              <w:instrText xml:space="preserve"> PAGEREF _Toc240013488 \h </w:instrText>
             </w:r>
             <w:r>
               <w:rPr>
@@ -705,7 +705,7 @@
               <w14:ligatures w14:val="none"/>
             </w:rPr>
           </w:pPr>
-          <w:hyperlink w:anchor="_Toc238633421" w:history="1">
+          <w:hyperlink w:anchor="_Toc240013489" w:history="1">
             <w:r>
               <w:rPr>
                 <w:rStyle w:val="Hipervnculo"/>
@@ -732,7 +732,7 @@
                 <w:noProof/>
                 <w:webHidden/>
               </w:rPr>
-              <w:instrText xml:space="preserve"> PAGEREF _Toc238633421 \h </w:instrText>
+              <w:instrText xml:space="preserve"> PAGEREF _Toc240013489 \h </w:instrText>
             </w:r>
             <w:r>
               <w:rPr>
@@ -778,7 +778,7 @@
               <w14:ligatures w14:val="none"/>
             </w:rPr>
           </w:pPr>
-          <w:hyperlink w:anchor="_Toc238633422" w:history="1">
+          <w:hyperlink w:anchor="_Toc240013490" w:history="1">
             <w:r>
               <w:rPr>
                 <w:rStyle w:val="Hipervnculo"/>
@@ -805,7 +805,7 @@
                 <w:noProof/>
                 <w:webHidden/>
               </w:rPr>
-              <w:instrText xml:space="preserve"> PAGEREF _Toc238633422 \h </w:instrText>
+              <w:instrText xml:space="preserve"> PAGEREF _Toc240013490 \h </w:instrText>
             </w:r>
             <w:r>
               <w:rPr>
@@ -851,7 +851,7 @@
               <w14:ligatures w14:val="none"/>
             </w:rPr>
           </w:pPr>
-          <w:hyperlink w:anchor="_Toc238633423" w:history="1">
+          <w:hyperlink w:anchor="_Toc240013491" w:history="1">
             <w:r>
               <w:rPr>
                 <w:rStyle w:val="Hipervnculo"/>
@@ -878,7 +878,7 @@
                 <w:noProof/>
                 <w:webHidden/>
               </w:rPr>
-              <w:instrText xml:space="preserve"> PAGEREF _Toc238633423 \h </w:instrText>
+              <w:instrText xml:space="preserve"> PAGEREF _Toc240013491 \h </w:instrText>
             </w:r>
             <w:r>
               <w:rPr>
@@ -924,7 +924,7 @@
               <w14:ligatures w14:val="none"/>
             </w:rPr>
           </w:pPr>
-          <w:hyperlink w:anchor="_Toc238633424" w:history="1">
+          <w:hyperlink w:anchor="_Toc240013492" w:history="1">
             <w:r>
               <w:rPr>
                 <w:rStyle w:val="Hipervnculo"/>
@@ -951,7 +951,7 @@
                 <w:noProof/>
                 <w:webHidden/>
               </w:rPr>
-              <w:instrText xml:space="preserve"> PAGEREF _Toc238633424 \h </w:instrText>
+              <w:instrText xml:space="preserve"> PAGEREF _Toc240013492 \h </w:instrText>
             </w:r>
             <w:r>
               <w:rPr>
@@ -997,7 +997,7 @@
               <w14:ligatures w14:val="none"/>
             </w:rPr>
           </w:pPr>
-          <w:hyperlink w:anchor="_Toc238633425" w:history="1">
+          <w:hyperlink w:anchor="_Toc240013493" w:history="1">
             <w:r>
               <w:rPr>
                 <w:rStyle w:val="Hipervnculo"/>
@@ -1024,7 +1024,7 @@
                 <w:noProof/>
                 <w:webHidden/>
               </w:rPr>
-              <w:instrText xml:space="preserve"> PAGEREF _Toc238633425 \h </w:instrText>
+              <w:instrText xml:space="preserve"> PAGEREF _Toc240013493 \h </w:instrText>
             </w:r>
             <w:r>
               <w:rPr>
@@ -1070,7 +1070,7 @@
               <w14:ligatures w14:val="none"/>
             </w:rPr>
           </w:pPr>
-          <w:hyperlink w:anchor="_Toc238633426" w:history="1">
+          <w:hyperlink w:anchor="_Toc240013494" w:history="1">
             <w:r>
               <w:rPr>
                 <w:rStyle w:val="Hipervnculo"/>
@@ -1097,7 +1097,7 @@
                 <w:noProof/>
                 <w:webHidden/>
               </w:rPr>
-              <w:instrText xml:space="preserve"> PAGEREF _Toc238633426 \h </w:instrText>
+              <w:instrText xml:space="preserve"> PAGEREF _Toc240013494 \h </w:instrText>
             </w:r>
             <w:r>
               <w:rPr>
@@ -1143,7 +1143,7 @@
               <w14:ligatures w14:val="none"/>
             </w:rPr>
           </w:pPr>
-          <w:hyperlink w:anchor="_Toc238633427" w:history="1">
+          <w:hyperlink w:anchor="_Toc240013495" w:history="1">
             <w:r>
               <w:rPr>
                 <w:rStyle w:val="Hipervnculo"/>
@@ -1170,7 +1170,7 @@
                 <w:noProof/>
                 <w:webHidden/>
               </w:rPr>
-              <w:instrText xml:space="preserve"> PAGEREF _Toc238633427 \h </w:instrText>
+              <w:instrText xml:space="preserve"> PAGEREF _Toc240013495 \h </w:instrText>
             </w:r>
             <w:r>
               <w:rPr>
@@ -1216,7 +1216,7 @@
               <w14:ligatures w14:val="none"/>
             </w:rPr>
           </w:pPr>
-          <w:hyperlink w:anchor="_Toc238633428" w:history="1">
+          <w:hyperlink w:anchor="_Toc240013496" w:history="1">
             <w:r>
               <w:rPr>
                 <w:rStyle w:val="Hipervnculo"/>
@@ -1243,7 +1243,7 @@
                 <w:noProof/>
                 <w:webHidden/>
               </w:rPr>
-              <w:instrText xml:space="preserve"> PAGEREF _Toc238633428 \h </w:instrText>
+              <w:instrText xml:space="preserve"> PAGEREF _Toc240013496 \h </w:instrText>
             </w:r>
             <w:r>
               <w:rPr>
@@ -1289,7 +1289,7 @@
               <w14:ligatures w14:val="none"/>
             </w:rPr>
           </w:pPr>
-          <w:hyperlink w:anchor="_Toc238633429" w:history="1">
+          <w:hyperlink w:anchor="_Toc240013497" w:history="1">
             <w:r>
               <w:rPr>
                 <w:rStyle w:val="Hipervnculo"/>
@@ -1316,7 +1316,7 @@
                 <w:noProof/>
                 <w:webHidden/>
               </w:rPr>
-              <w:instrText xml:space="preserve"> PAGEREF _Toc238633429 \h </w:instrText>
+              <w:instrText xml:space="preserve"> PAGEREF _Toc240013497 \h </w:instrText>
             </w:r>
             <w:r>
               <w:rPr>
@@ -1362,7 +1362,7 @@
               <w14:ligatures w14:val="none"/>
             </w:rPr>
           </w:pPr>
-          <w:hyperlink w:anchor="_Toc238633430" w:history="1">
+          <w:hyperlink w:anchor="_Toc240013498" w:history="1">
             <w:r>
               <w:rPr>
                 <w:rStyle w:val="Hipervnculo"/>
@@ -1389,7 +1389,7 @@
                 <w:noProof/>
                 <w:webHidden/>
               </w:rPr>
-              <w:instrText xml:space="preserve"> PAGEREF _Toc238633430 \h </w:instrText>
+              <w:instrText xml:space="preserve"> PAGEREF _Toc240013498 \h </w:instrText>
             </w:r>
             <w:r>
               <w:rPr>
@@ -1435,7 +1435,7 @@
               <w14:ligatures w14:val="none"/>
             </w:rPr>
           </w:pPr>
-          <w:hyperlink w:anchor="_Toc238633431" w:history="1">
+          <w:hyperlink w:anchor="_Toc240013499" w:history="1">
             <w:r>
               <w:rPr>
                 <w:rStyle w:val="Hipervnculo"/>
@@ -1462,7 +1462,7 @@
                 <w:noProof/>
                 <w:webHidden/>
               </w:rPr>
-              <w:instrText xml:space="preserve"> PAGEREF _Toc238633431 \h </w:instrText>
+              <w:instrText xml:space="preserve"> PAGEREF _Toc240013499 \h </w:instrText>
             </w:r>
             <w:r>
               <w:rPr>
@@ -1508,7 +1508,7 @@
               <w14:ligatures w14:val="none"/>
             </w:rPr>
           </w:pPr>
-          <w:hyperlink w:anchor="_Toc238633432" w:history="1">
+          <w:hyperlink w:anchor="_Toc240013500" w:history="1">
             <w:r>
               <w:rPr>
                 <w:rStyle w:val="Hipervnculo"/>
@@ -1535,7 +1535,7 @@
                 <w:noProof/>
                 <w:webHidden/>
               </w:rPr>
-              <w:instrText xml:space="preserve"> PAGEREF _Toc238633432 \h </w:instrText>
+              <w:instrText xml:space="preserve"> PAGEREF _Toc240013500 \h </w:instrText>
             </w:r>
             <w:r>
               <w:rPr>
@@ -1581,7 +1581,7 @@
               <w14:ligatures w14:val="none"/>
             </w:rPr>
           </w:pPr>
-          <w:hyperlink w:anchor="_Toc238633433" w:history="1">
+          <w:hyperlink w:anchor="_Toc240013501" w:history="1">
             <w:r>
               <w:rPr>
                 <w:rStyle w:val="Hipervnculo"/>
@@ -1608,7 +1608,7 @@
                 <w:noProof/>
                 <w:webHidden/>
               </w:rPr>
-              <w:instrText xml:space="preserve"> PAGEREF _Toc238633433 \h </w:instrText>
+              <w:instrText xml:space="preserve"> PAGEREF _Toc240013501 \h </w:instrText>
             </w:r>
             <w:r>
               <w:rPr>
@@ -1654,7 +1654,7 @@
               <w14:ligatures w14:val="none"/>
             </w:rPr>
           </w:pPr>
-          <w:hyperlink w:anchor="_Toc238633434" w:history="1">
+          <w:hyperlink w:anchor="_Toc240013502" w:history="1">
             <w:r>
               <w:rPr>
                 <w:rStyle w:val="Hipervnculo"/>
@@ -1681,7 +1681,7 @@
                 <w:noProof/>
                 <w:webHidden/>
               </w:rPr>
-              <w:instrText xml:space="preserve"> PAGEREF _Toc238633434 \h </w:instrText>
+              <w:instrText xml:space="preserve"> PAGEREF _Toc240013502 \h </w:instrText>
             </w:r>
             <w:r>
               <w:rPr>
@@ -1727,7 +1727,7 @@
               <w14:ligatures w14:val="none"/>
             </w:rPr>
           </w:pPr>
-          <w:hyperlink w:anchor="_Toc238633435" w:history="1">
+          <w:hyperlink w:anchor="_Toc240013503" w:history="1">
             <w:r>
               <w:rPr>
                 <w:rStyle w:val="Hipervnculo"/>
@@ -1754,7 +1754,7 @@
                 <w:noProof/>
                 <w:webHidden/>
               </w:rPr>
-              <w:instrText xml:space="preserve"> PAGEREF _Toc238633435 \h </w:instrText>
+              <w:instrText xml:space="preserve"> PAGEREF _Toc240013503 \h </w:instrText>
             </w:r>
             <w:r>
               <w:rPr>
@@ -1800,7 +1800,7 @@
               <w14:ligatures w14:val="none"/>
             </w:rPr>
           </w:pPr>
-          <w:hyperlink w:anchor="_Toc238633436" w:history="1">
+          <w:hyperlink w:anchor="_Toc240013504" w:history="1">
             <w:r>
               <w:rPr>
                 <w:rStyle w:val="Hipervnculo"/>
@@ -1827,7 +1827,7 @@
                 <w:noProof/>
                 <w:webHidden/>
               </w:rPr>
-              <w:instrText xml:space="preserve"> PAGEREF _Toc238633436 \h </w:instrText>
+              <w:instrText xml:space="preserve"> PAGEREF _Toc240013504 \h </w:instrText>
             </w:r>
             <w:r>
               <w:rPr>
@@ -1873,7 +1873,7 @@
               <w14:ligatures w14:val="none"/>
             </w:rPr>
           </w:pPr>
-          <w:hyperlink w:anchor="_Toc238633437" w:history="1">
+          <w:hyperlink w:anchor="_Toc240013505" w:history="1">
             <w:r>
               <w:rPr>
                 <w:rStyle w:val="Hipervnculo"/>
@@ -1900,7 +1900,7 @@
                 <w:noProof/>
                 <w:webHidden/>
               </w:rPr>
-              <w:instrText xml:space="preserve"> PAGEREF _Toc238633437 \h </w:instrText>
+              <w:instrText xml:space="preserve"> PAGEREF _Toc240013505 \h </w:instrText>
             </w:r>
             <w:r>
               <w:rPr>
@@ -1946,7 +1946,7 @@
               <w14:ligatures w14:val="none"/>
             </w:rPr>
           </w:pPr>
-          <w:hyperlink w:anchor="_Toc238633438" w:history="1">
+          <w:hyperlink w:anchor="_Toc240013506" w:history="1">
             <w:r>
               <w:rPr>
                 <w:rStyle w:val="Hipervnculo"/>
@@ -1973,7 +1973,7 @@
                 <w:noProof/>
                 <w:webHidden/>
               </w:rPr>
-              <w:instrText xml:space="preserve"> PAGEREF _Toc238633438 \h </w:instrText>
+              <w:instrText xml:space="preserve"> PAGEREF _Toc240013506 \h </w:instrText>
             </w:r>
             <w:r>
               <w:rPr>
@@ -2019,7 +2019,7 @@
               <w14:ligatures w14:val="none"/>
             </w:rPr>
           </w:pPr>
-          <w:hyperlink w:anchor="_Toc238633439" w:history="1">
+          <w:hyperlink w:anchor="_Toc240013507" w:history="1">
             <w:r>
               <w:rPr>
                 <w:rStyle w:val="Hipervnculo"/>
@@ -2046,7 +2046,7 @@
                 <w:noProof/>
                 <w:webHidden/>
               </w:rPr>
-              <w:instrText xml:space="preserve"> PAGEREF _Toc238633439 \h </w:instrText>
+              <w:instrText xml:space="preserve"> PAGEREF _Toc240013507 \h </w:instrText>
             </w:r>
             <w:r>
               <w:rPr>
@@ -2092,7 +2092,7 @@
               <w14:ligatures w14:val="none"/>
             </w:rPr>
           </w:pPr>
-          <w:hyperlink w:anchor="_Toc238633440" w:history="1">
+          <w:hyperlink w:anchor="_Toc240013508" w:history="1">
             <w:r>
               <w:rPr>
                 <w:rStyle w:val="Hipervnculo"/>
@@ -2119,7 +2119,7 @@
                 <w:noProof/>
                 <w:webHidden/>
               </w:rPr>
-              <w:instrText xml:space="preserve"> PAGEREF _Toc238633440 \h </w:instrText>
+              <w:instrText xml:space="preserve"> PAGEREF _Toc240013508 \h </w:instrText>
             </w:r>
             <w:r>
               <w:rPr>
@@ -2165,7 +2165,7 @@
               <w14:ligatures w14:val="none"/>
             </w:rPr>
           </w:pPr>
-          <w:hyperlink w:anchor="_Toc238633441" w:history="1">
+          <w:hyperlink w:anchor="_Toc240013509" w:history="1">
             <w:r>
               <w:rPr>
                 <w:rStyle w:val="Hipervnculo"/>
@@ -2192,7 +2192,7 @@
                 <w:noProof/>
                 <w:webHidden/>
               </w:rPr>
-              <w:instrText xml:space="preserve"> PAGEREF _Toc238633441 \h </w:instrText>
+              <w:instrText xml:space="preserve"> PAGEREF _Toc240013509 \h </w:instrText>
             </w:r>
             <w:r>
               <w:rPr>
@@ -2240,7 +2240,7 @@
       <w:pPr>
         <w:pStyle w:val="Titulosgenerales"/>
       </w:pPr>
-      <w:bookmarkStart w:id="0" w:name="_Toc238633419"/>
+      <w:bookmarkStart w:id="0" w:name="_Toc240013487"/>
       <w:r>
         <w:lastRenderedPageBreak/>
         <w:t>Introducción</w:t>
@@ -2275,7 +2275,7 @@
         </w:rPr>
         <w:lastRenderedPageBreak/>
         <w:drawing>
-          <wp:anchor distT="0" distB="0" distL="114300" distR="114300" simplePos="0" relativeHeight="251667456" behindDoc="0" locked="0" layoutInCell="1" allowOverlap="1" wp14:anchorId="3F20B3A5" wp14:editId="5BD5F5AF">
+          <wp:anchor distT="0" distB="0" distL="114300" distR="114300" simplePos="0" relativeHeight="251667456" behindDoc="0" locked="0" layoutInCell="1" allowOverlap="1" wp14:anchorId="3F20B3A5" wp14:editId="6C9BC628">
             <wp:simplePos x="0" y="0"/>
             <wp:positionH relativeFrom="margin">
               <wp:align>center</wp:align>
@@ -2286,7 +2286,13 @@
             <wp:extent cx="4680000" cy="2631600"/>
             <wp:effectExtent l="0" t="0" r="6350" b="0"/>
             <wp:wrapNone/>
-            <wp:docPr id="1" name="Imagen 1"/>
+            <wp:docPr id="1" name="Imagen 1">
+              <a:extLst xmlns:a="http://schemas.openxmlformats.org/drawingml/2006/main">
+                <a:ext uri="{C183D7F6-B498-43B3-948B-1728B52AA6E4}">
+                  <adec:decorative xmlns:adec="http://schemas.microsoft.com/office/drawing/2017/decorative" val="1"/>
+                </a:ext>
+              </a:extLst>
+            </wp:docPr>
             <wp:cNvGraphicFramePr>
               <a:graphicFrameLocks xmlns:a="http://schemas.openxmlformats.org/drawingml/2006/main" noChangeAspect="1"/>
             </wp:cNvGraphicFramePr>
@@ -2444,7 +2450,7 @@
       <w:pPr>
         <w:pStyle w:val="Ttulo1"/>
       </w:pPr>
-      <w:bookmarkStart w:id="1" w:name="_Toc238633420"/>
+      <w:bookmarkStart w:id="1" w:name="_Toc240013488"/>
       <w:r>
         <w:lastRenderedPageBreak/>
         <w:t>Fundamentos de la ética</w:t>
@@ -2702,7 +2708,7 @@
       <w:pPr>
         <w:pStyle w:val="Ttulo2"/>
       </w:pPr>
-      <w:bookmarkStart w:id="2" w:name="_Toc238633421"/>
+      <w:bookmarkStart w:id="2" w:name="_Toc240013489"/>
       <w:r>
         <w:t>La ética y su importancia</w:t>
       </w:r>
@@ -3371,7 +3377,7 @@
       <w:pPr>
         <w:pStyle w:val="Ttulo2"/>
       </w:pPr>
-      <w:bookmarkStart w:id="3" w:name="_Toc238633422"/>
+      <w:bookmarkStart w:id="3" w:name="_Toc240013490"/>
       <w:r>
         <w:lastRenderedPageBreak/>
         <w:t>Principios y valores éticos universales</w:t>
@@ -3680,7 +3686,19 @@
         <w:rPr>
           <w:lang w:val="es-419" w:eastAsia="es-CO"/>
         </w:rPr>
-        <w:t>En la práctica, los principios rara vez se aplican de manera aislada. Con frecuencia entran en tensión y obligan a decidir con criterio. Para orientar esa valoración conviene tener presentes las siguientes pautas:</w:t>
+        <w:t>En la práctica, los principios rara vez se aplican de manera aislada. Con frecuencia entran en tensión y obligan a decidir con criterio. Para orientar esa valoración</w:t>
+      </w:r>
+      <w:r>
+        <w:rPr>
+          <w:lang w:val="es-419" w:eastAsia="es-CO"/>
+        </w:rPr>
+        <w:t>,</w:t>
+      </w:r>
+      <w:r>
+        <w:rPr>
+          <w:lang w:val="es-419" w:eastAsia="es-CO"/>
+        </w:rPr>
+        <w:t xml:space="preserve"> conviene tener presentes las siguientes pautas:</w:t>
       </w:r>
     </w:p>
     <w:p>
@@ -4244,7 +4262,7 @@
       <w:pPr>
         <w:pStyle w:val="Ttulo2"/>
       </w:pPr>
-      <w:bookmarkStart w:id="4" w:name="_Toc238633423"/>
+      <w:bookmarkStart w:id="4" w:name="_Toc240013491"/>
       <w:r>
         <w:t>Ética individual y ética organizacional</w:t>
       </w:r>
@@ -4478,7 +4496,7 @@
           <w:lang w:val="es-419" w:eastAsia="es-CO"/>
         </w:rPr>
         <w:drawing>
-          <wp:anchor distT="0" distB="0" distL="114300" distR="114300" simplePos="0" relativeHeight="251664384" behindDoc="0" locked="0" layoutInCell="1" allowOverlap="1" wp14:anchorId="074CEA51" wp14:editId="021F0031">
+          <wp:anchor distT="0" distB="0" distL="114300" distR="114300" simplePos="0" relativeHeight="251664384" behindDoc="0" locked="0" layoutInCell="1" allowOverlap="1" wp14:anchorId="074CEA51" wp14:editId="4CC8C3EF">
             <wp:simplePos x="0" y="0"/>
             <wp:positionH relativeFrom="column">
               <wp:posOffset>152070</wp:posOffset>
@@ -4489,7 +4507,7 @@
             <wp:extent cx="6338415" cy="3230626"/>
             <wp:effectExtent l="0" t="0" r="5715" b="8255"/>
             <wp:wrapNone/>
-            <wp:docPr id="7" name="Imagen 7" descr="La figura 1,  representa la interacción entre la ética individual y la organizacional en función de su coherencia: al reforzarse generan confianza; al desconectarse, oportunismo y pérdida de legitimidad. "/>
+            <wp:docPr id="7" name="Imagen 7" descr="La figura 1 representa la interacción entre la ética individual y la organizacional en función de su coherencia: al reforzarse generan confianza; al desconectarse, oportunismo y pérdida de legitimidad. "/>
             <wp:cNvGraphicFramePr>
               <a:graphicFrameLocks xmlns:a="http://schemas.openxmlformats.org/drawingml/2006/main" noChangeAspect="1"/>
             </wp:cNvGraphicFramePr>
@@ -4631,7 +4649,7 @@
       <w:pPr>
         <w:pStyle w:val="Ttulo2"/>
       </w:pPr>
-      <w:bookmarkStart w:id="5" w:name="_Toc238633424"/>
+      <w:bookmarkStart w:id="5" w:name="_Toc240013492"/>
       <w:r>
         <w:lastRenderedPageBreak/>
         <w:t>La ética aplicada al talento humano</w:t>
@@ -5040,7 +5058,7 @@
       <w:pPr>
         <w:pStyle w:val="Ttulo1"/>
       </w:pPr>
-      <w:bookmarkStart w:id="6" w:name="_Toc238633425"/>
+      <w:bookmarkStart w:id="6" w:name="_Toc240013493"/>
       <w:r>
         <w:lastRenderedPageBreak/>
         <w:t>Relaciones interpersonales en el entorno laboral</w:t>
@@ -5201,7 +5219,7 @@
       <w:pPr>
         <w:pStyle w:val="Ttulo2"/>
       </w:pPr>
-      <w:bookmarkStart w:id="7" w:name="_Toc238633426"/>
+      <w:bookmarkStart w:id="7" w:name="_Toc240013494"/>
       <w:r>
         <w:t>Tipos de relaciones interpersonales</w:t>
       </w:r>
@@ -5334,7 +5352,19 @@
           <w:lang w:val="es-419" w:eastAsia="es-CO"/>
         </w:rPr>
         <w:lastRenderedPageBreak/>
-        <w:t>No basta con afirmar que las personas “deben llevarse bien”, también es necesario comprender las condiciones que favorecen un trato respetuoso y colaborativo, así como los obstáculos que pueden dificultarlo.</w:t>
+        <w:t>No basta con afirmar que las personas “deben llevarse bien”</w:t>
+      </w:r>
+      <w:r>
+        <w:rPr>
+          <w:lang w:val="es-419" w:eastAsia="es-CO"/>
+        </w:rPr>
+        <w:t xml:space="preserve">; </w:t>
+      </w:r>
+      <w:r>
+        <w:rPr>
+          <w:lang w:val="es-419" w:eastAsia="es-CO"/>
+        </w:rPr>
+        <w:t>también es necesario comprender las condiciones que favorecen un trato respetuoso y colaborativo, así como los obstáculos que pueden dificultarlo.</w:t>
       </w:r>
     </w:p>
     <w:p>
@@ -5662,7 +5692,7 @@
       <w:pPr>
         <w:pStyle w:val="Ttulo2"/>
       </w:pPr>
-      <w:bookmarkStart w:id="8" w:name="_Toc238633427"/>
+      <w:bookmarkStart w:id="8" w:name="_Toc240013495"/>
       <w:r>
         <w:t>Alteridad, respeto y convivencia</w:t>
       </w:r>
@@ -5901,7 +5931,7 @@
       <w:pPr>
         <w:pStyle w:val="Ttulo2"/>
       </w:pPr>
-      <w:bookmarkStart w:id="9" w:name="_Toc238633428"/>
+      <w:bookmarkStart w:id="9" w:name="_Toc240013496"/>
       <w:r>
         <w:t>Cuidar las relaciones en el trabajo</w:t>
       </w:r>
@@ -5917,7 +5947,19 @@
         <w:rPr>
           <w:lang w:val="es-419" w:eastAsia="es-CO"/>
         </w:rPr>
-        <w:t>Los vínculos laborales no se mantienen estables por sí mismos. Con el tiempo se fortalecen o se desgastan, según la manera como las personas se comunican, reconocen los aportes de los demás y tramitan sus desacuerdos. Profundizar en estos factores resulta esencial para analizar situaciones reales y no quedarse en una comprensión abstracta del tema.</w:t>
+        <w:t xml:space="preserve">Los vínculos laborales no se mantienen estables por sí </w:t>
+      </w:r>
+      <w:r>
+        <w:rPr>
+          <w:lang w:val="es-419" w:eastAsia="es-CO"/>
+        </w:rPr>
+        <w:t>solos</w:t>
+      </w:r>
+      <w:r>
+        <w:rPr>
+          <w:lang w:val="es-419" w:eastAsia="es-CO"/>
+        </w:rPr>
+        <w:t>. Con el tiempo se fortalecen o se desgastan, según la manera como las personas se comunican, reconocen los aportes de los demás y tramitan sus desacuerdos. Profundizar en estos factores resulta esencial para analizar situaciones reales y no quedarse en una comprensión abstracta del tema.</w:t>
       </w:r>
     </w:p>
     <w:p>
@@ -6330,7 +6372,13 @@
               <w:rPr>
                 <w:bCs/>
               </w:rPr>
-              <w:t>Hay días en los que el ambiente de la oficina se siente pesado, y otros en los que da gusto trabajar en equipo.</w:t>
+              <w:t>h</w:t>
+            </w:r>
+            <w:r>
+              <w:rPr>
+                <w:bCs/>
+              </w:rPr>
+              <w:t>ay días en los que el ambiente de la oficina se siente pesado, y otros en los que da gusto trabajar en equipo.</w:t>
             </w:r>
           </w:p>
           <w:p>
@@ -6356,7 +6404,13 @@
               <w:rPr>
                 <w:bCs/>
               </w:rPr>
-              <w:t>Lo cierto es que el clima laboral no tiene por qué ser un castigo, y lograr un buen ambiente tampoco es algo que caiga del cielo.</w:t>
+              <w:t>l</w:t>
+            </w:r>
+            <w:r>
+              <w:rPr>
+                <w:bCs/>
+              </w:rPr>
+              <w:t>o cierto es que el clima laboral no tiene por qué ser un castigo, y lograr un buen ambiente tampoco es algo que caiga del cielo.</w:t>
             </w:r>
           </w:p>
           <w:p>
@@ -6382,7 +6436,13 @@
               <w:rPr>
                 <w:bCs/>
               </w:rPr>
-              <w:t>El buen clima se construye todos los días con detalles cotidianos. Y eso puede pasar en cualquier lugar, desde una multinacional hasta un negocio familiar o un emprendimiento en la vereda.</w:t>
+              <w:t>e</w:t>
+            </w:r>
+            <w:r>
+              <w:rPr>
+                <w:bCs/>
+              </w:rPr>
+              <w:t>l buen clima se construye todos los días con detalles cotidianos. Y eso puede pasar en cualquier lugar, desde una multinacional hasta un negocio familiar o un emprendimiento en la vereda.</w:t>
             </w:r>
           </w:p>
           <w:p>
@@ -6409,7 +6469,13 @@
               <w:rPr>
                 <w:bCs/>
               </w:rPr>
-              <w:t>Una buena relación empieza por poder hablar con claridad y sin miedos, incluso cuando hay desacuerdos.</w:t>
+              <w:t>u</w:t>
+            </w:r>
+            <w:r>
+              <w:rPr>
+                <w:bCs/>
+              </w:rPr>
+              <w:t>na buena relación empieza por poder hablar con claridad y sin miedos, incluso cuando hay desacuerdos.</w:t>
             </w:r>
           </w:p>
           <w:p>
@@ -6435,7 +6501,13 @@
               <w:rPr>
                 <w:bCs/>
               </w:rPr>
-              <w:t>Y para eso tiene que existir confianza. Y esto solo se logra cuando lo que se dice coincide con lo que se hace y cuando las personas cumplen lo que prometen.</w:t>
+              <w:t>y</w:t>
+            </w:r>
+            <w:r>
+              <w:rPr>
+                <w:bCs/>
+              </w:rPr>
+              <w:t xml:space="preserve"> para eso tiene que existir confianza. Y esto solo se logra cuando lo que se dice coincide con lo que se hace y cuando las personas cumplen lo que prometen.</w:t>
             </w:r>
           </w:p>
           <w:p>
@@ -6461,7 +6533,13 @@
               <w:rPr>
                 <w:bCs/>
               </w:rPr>
-              <w:t xml:space="preserve">También cuenta el reconocimiento. Una retroalimentación a tiempo, escuchar una opinión o valorar un aporte puede hacer una gran diferencia. </w:t>
+              <w:t>t</w:t>
+            </w:r>
+            <w:r>
+              <w:rPr>
+                <w:bCs/>
+              </w:rPr>
+              <w:t xml:space="preserve">ambién cuenta el reconocimiento. Una retroalimentación a tiempo, escuchar una opinión o valorar un aporte puede hacer una gran diferencia. </w:t>
             </w:r>
           </w:p>
           <w:p>
@@ -6487,7 +6565,13 @@
               <w:rPr>
                 <w:bCs/>
               </w:rPr>
-              <w:t xml:space="preserve">Y cuando hay disposición para trabajar en equipo, cada persona entiende que lo que hace también afecta el trabajo de los demás. </w:t>
+              <w:t>y</w:t>
+            </w:r>
+            <w:r>
+              <w:rPr>
+                <w:bCs/>
+              </w:rPr>
+              <w:t xml:space="preserve"> cuando hay disposición para trabajar en equipo, cada persona entiende que lo que hace también afecta el trabajo de los demás. </w:t>
             </w:r>
           </w:p>
           <w:p>
@@ -6513,21 +6597,13 @@
               <w:rPr>
                 <w:bCs/>
               </w:rPr>
-              <w:t xml:space="preserve">Pero hay que tener cuidado, porque ese buen ambiente que </w:t>
-            </w:r>
-            <w:proofErr w:type="gramStart"/>
+              <w:t>p</w:t>
+            </w:r>
             <w:r>
               <w:rPr>
                 <w:bCs/>
               </w:rPr>
-              <w:t>tanto cuesta</w:t>
-            </w:r>
-            <w:proofErr w:type="gramEnd"/>
-            <w:r>
-              <w:rPr>
-                <w:bCs/>
-              </w:rPr>
-              <w:t xml:space="preserve"> construir se puede derrumbar muy fácil. El favoritismo, la falta de información y las críticas que buscan herir terminan deteriorando las relaciones.</w:t>
+              <w:t>ero hay que tener cuidado, porque ese buen ambiente que tanto cuesta construir se puede derrumbar muy fácil. El favoritismo, la falta de información y las críticas que buscan herir terminan deteriorando las relaciones.</w:t>
             </w:r>
           </w:p>
           <w:p>
@@ -6553,7 +6629,13 @@
               <w:rPr>
                 <w:bCs/>
               </w:rPr>
-              <w:t xml:space="preserve">Miremos una situación típica en cualquier empresa. De un día para otro ascienden a un compañero y nadie explica cómo se tomó la decisión. Empiezan los comentarios de pasillo, cada persona arma su propia versión y poco a poco aparece la desconfianza. En pocos días, hasta la colaboración entre compañeros empieza a resentirse. </w:t>
+              <w:t>m</w:t>
+            </w:r>
+            <w:r>
+              <w:rPr>
+                <w:bCs/>
+              </w:rPr>
+              <w:t xml:space="preserve">iremos una situación típica en cualquier empresa. De un día para otro ascienden a un compañero y nadie explica cómo se tomó la decisión. Empiezan los comentarios de pasillo, cada persona arma su propia versión y poco a poco aparece la desconfianza. En pocos días, hasta la colaboración entre compañeros empieza a resentirse. </w:t>
             </w:r>
           </w:p>
           <w:p>
@@ -6579,7 +6661,13 @@
               <w:rPr>
                 <w:bCs/>
               </w:rPr>
-              <w:t>Frente a esas situaciones, hay que entender que los conflictos también hacen parte de la vida laboral.</w:t>
+              <w:t>f</w:t>
+            </w:r>
+            <w:r>
+              <w:rPr>
+                <w:bCs/>
+              </w:rPr>
+              <w:t>rente a esas situaciones, hay que entender que los conflictos también hacen parte de la vida laboral.</w:t>
             </w:r>
           </w:p>
           <w:p>
@@ -6611,7 +6699,13 @@
               <w:rPr>
                 <w:bCs/>
               </w:rPr>
-              <w:t>Hablar con respeto permite entender la situación, buscar una salida y aprender de lo sucedido.</w:t>
+              <w:t>h</w:t>
+            </w:r>
+            <w:r>
+              <w:rPr>
+                <w:bCs/>
+              </w:rPr>
+              <w:t>ablar con respeto permite entender la situación, buscar una salida y aprender de lo sucedido.</w:t>
             </w:r>
           </w:p>
           <w:p>
@@ -6638,7 +6732,13 @@
               <w:rPr>
                 <w:bCs/>
               </w:rPr>
-              <w:t>Y cuidar ese ambiente tampoco depende solamente de los jefes o del área de talento humano.</w:t>
+              <w:t xml:space="preserve">y </w:t>
+            </w:r>
+            <w:r>
+              <w:rPr>
+                <w:bCs/>
+              </w:rPr>
+              <w:t>cuidar ese ambiente tampoco depende solamente de los jefes o del área de talento humano.</w:t>
             </w:r>
           </w:p>
           <w:p>
@@ -6659,7 +6759,13 @@
               <w:rPr>
                 <w:bCs/>
               </w:rPr>
-              <w:t>Cada persona aporta al ambiente con la manera en que se comunica, escucha y trata a los demás. Cuando las relaciones se cuidan entre todos, se nota hasta en la forma de trabajar.</w:t>
+              <w:t>c</w:t>
+            </w:r>
+            <w:r>
+              <w:rPr>
+                <w:bCs/>
+              </w:rPr>
+              <w:t>ada persona aporta al ambiente con la manera en que se comunica, escucha y trata a los demás. Cuando las relaciones se cuidan entre todos, se nota hasta en la forma de trabajar.</w:t>
             </w:r>
             <w:r>
               <w:rPr>
@@ -6700,7 +6806,7 @@
       <w:pPr>
         <w:pStyle w:val="Ttulo1"/>
       </w:pPr>
-      <w:bookmarkStart w:id="10" w:name="_Toc238633429"/>
+      <w:bookmarkStart w:id="10" w:name="_Toc240013497"/>
       <w:r>
         <w:lastRenderedPageBreak/>
         <w:t>Gestión del talento humano</w:t>
@@ -6896,7 +7002,7 @@
       <w:r>
         <w:t xml:space="preserve"> </w:t>
       </w:r>
-      <w:bookmarkStart w:id="11" w:name="_Toc238633430"/>
+      <w:bookmarkStart w:id="11" w:name="_Toc240013498"/>
       <w:r>
         <w:t>Del personal al talento humano</w:t>
       </w:r>
@@ -7447,7 +7553,7 @@
       <w:pPr>
         <w:pStyle w:val="Ttulo2"/>
       </w:pPr>
-      <w:bookmarkStart w:id="12" w:name="_Toc238633431"/>
+      <w:bookmarkStart w:id="12" w:name="_Toc240013499"/>
       <w:r>
         <w:t>Portafolio institucional y cultura organizacional</w:t>
       </w:r>
@@ -7814,7 +7920,19 @@
         <w:rPr>
           <w:lang w:val="es-419" w:eastAsia="es-CO"/>
         </w:rPr>
-        <w:t>Estas cuatro vías explican por qué la inducción no puede reducirse a la entrega de un manual. Quien ingresa aprende la cultura sobre todo observando qué se celebra, qué se tolera y qué se corrige en la práctica diaria.</w:t>
+        <w:t>Estas cuatro vías explican por qué la inducción no puede reducirse a la entrega de un manual. Quien ingresa aprende la cultura</w:t>
+      </w:r>
+      <w:r>
+        <w:rPr>
+          <w:lang w:val="es-419" w:eastAsia="es-CO"/>
+        </w:rPr>
+        <w:t>,</w:t>
+      </w:r>
+      <w:r>
+        <w:rPr>
+          <w:lang w:val="es-419" w:eastAsia="es-CO"/>
+        </w:rPr>
+        <w:t xml:space="preserve"> sobre todo observando qué se celebra, qué se tolera y qué se corrige en la práctica diaria.</w:t>
       </w:r>
     </w:p>
     <w:p>
@@ -7983,7 +8101,19 @@
         <w:rPr>
           <w:lang w:val="es-419" w:eastAsia="es-CO"/>
         </w:rPr>
-        <w:t>Los valores compartidos orientan, pero no detallan. Para que una organización actúe con consistencia se requieren disposiciones escritas que precisen los criterios de decisión y la secuencia de cada tarea. De eso se ocupan las políticas y los procedimientos organizacionales.</w:t>
+        <w:t>Los valores compartidos orientan, pero no detallan. Para que una organización actúe con consistencia</w:t>
+      </w:r>
+      <w:r>
+        <w:rPr>
+          <w:lang w:val="es-419" w:eastAsia="es-CO"/>
+        </w:rPr>
+        <w:t>,</w:t>
+      </w:r>
+      <w:r>
+        <w:rPr>
+          <w:lang w:val="es-419" w:eastAsia="es-CO"/>
+        </w:rPr>
+        <w:t xml:space="preserve"> se requieren disposiciones escritas que precisen los criterios de decisión y la secuencia de cada tarea. De eso se ocupan las políticas y los procedimientos organizacionales.</w:t>
       </w:r>
     </w:p>
     <w:p>
@@ -8000,7 +8130,7 @@
       <w:r>
         <w:t xml:space="preserve"> </w:t>
       </w:r>
-      <w:bookmarkStart w:id="13" w:name="_Toc238633432"/>
+      <w:bookmarkStart w:id="13" w:name="_Toc240013500"/>
       <w:r>
         <w:t>Políticas y procedimientos organizacionales</w:t>
       </w:r>
@@ -8607,7 +8737,7 @@
       <w:pPr>
         <w:pStyle w:val="Ttulo2"/>
       </w:pPr>
-      <w:bookmarkStart w:id="14" w:name="_Toc238633433"/>
+      <w:bookmarkStart w:id="14" w:name="_Toc240013501"/>
       <w:r>
         <w:lastRenderedPageBreak/>
         <w:t>Clima organizacional</w:t>
@@ -9341,7 +9471,7 @@
       <w:pPr>
         <w:pStyle w:val="Ttulo1"/>
       </w:pPr>
-      <w:bookmarkStart w:id="15" w:name="_Toc238633434"/>
+      <w:bookmarkStart w:id="15" w:name="_Toc240013502"/>
       <w:r>
         <w:lastRenderedPageBreak/>
         <w:t>Inteligencia emocional en el trabajo</w:t>
@@ -9545,7 +9675,7 @@
       <w:pPr>
         <w:pStyle w:val="Ttulo2"/>
       </w:pPr>
-      <w:bookmarkStart w:id="16" w:name="_Toc238633435"/>
+      <w:bookmarkStart w:id="16" w:name="_Toc240013503"/>
       <w:r>
         <w:t>La inteligencia emocional y su importancia</w:t>
       </w:r>
@@ -9792,7 +9922,19 @@
         <w:rPr>
           <w:lang w:val="es-419" w:eastAsia="es-CO"/>
         </w:rPr>
-        <w:t>Reconocer la importancia de esta competencia deja abierta una pregunta práctica: de qué está hecha. Hablar de inteligencia emocional en general no indica por dónde empezar cuando alguien quiere mejorar su manera de reaccionar. Por eso conviene descomponerla en las capacidades que la integran, pues cada una se observa en conductas concretas y puede fortalecerse con la práctica.</w:t>
+        <w:t xml:space="preserve">Reconocer la importancia de esta competencia deja abierta una pregunta práctica: </w:t>
+      </w:r>
+      <w:r>
+        <w:rPr>
+          <w:lang w:val="es-419" w:eastAsia="es-CO"/>
+        </w:rPr>
+        <w:t>¿de qué está hecha?</w:t>
+      </w:r>
+      <w:r>
+        <w:rPr>
+          <w:lang w:val="es-419" w:eastAsia="es-CO"/>
+        </w:rPr>
+        <w:t xml:space="preserve"> Hablar de inteligencia emocional en general no indica por dónde empezar cuando alguien quiere mejorar su manera de reaccionar. Por eso conviene descomponerla en las capacidades que la integran, pues cada una se observa en conductas concretas y puede fortalecerse con la práctica.</w:t>
       </w:r>
     </w:p>
     <w:p>
@@ -9806,7 +9948,7 @@
       <w:pPr>
         <w:pStyle w:val="Ttulo2"/>
       </w:pPr>
-      <w:bookmarkStart w:id="17" w:name="_Toc238633436"/>
+      <w:bookmarkStart w:id="17" w:name="_Toc240013504"/>
       <w:r>
         <w:lastRenderedPageBreak/>
         <w:t>Componentes de la inteligencia emocional</w:t>
@@ -10368,7 +10510,7 @@
       <w:pPr>
         <w:pStyle w:val="Ttulo2"/>
       </w:pPr>
-      <w:bookmarkStart w:id="18" w:name="_Toc238633437"/>
+      <w:bookmarkStart w:id="18" w:name="_Toc240013505"/>
       <w:r>
         <w:t>Estrategias para manejar las emociones</w:t>
       </w:r>
@@ -11018,7 +11160,7 @@
           <w:u w:val="single"/>
         </w:rPr>
       </w:pPr>
-      <w:bookmarkStart w:id="19" w:name="_Toc238633438"/>
+      <w:bookmarkStart w:id="19" w:name="_Toc240013506"/>
       <w:r>
         <w:lastRenderedPageBreak/>
         <w:t>Síntesis</w:t>
@@ -11067,32 +11209,23 @@
           <w:lang w:eastAsia="es-CO"/>
         </w:rPr>
       </w:pPr>
-    </w:p>
-    <w:p>
-      <w:pPr>
+      <w:r>
         <w:rPr>
           <w:noProof/>
-          <w:lang w:eastAsia="es-CO"/>
-        </w:rPr>
-      </w:pPr>
-      <w:r>
-        <w:rPr>
-          <w:noProof/>
-          <w:lang w:eastAsia="es-CO"/>
         </w:rPr>
         <w:drawing>
-          <wp:anchor distT="0" distB="0" distL="114300" distR="114300" simplePos="0" relativeHeight="251666432" behindDoc="0" locked="0" layoutInCell="1" allowOverlap="1" wp14:anchorId="457351E7" wp14:editId="583642C6">
+          <wp:anchor distT="0" distB="0" distL="114300" distR="114300" simplePos="0" relativeHeight="251669504" behindDoc="0" locked="0" layoutInCell="1" allowOverlap="1" wp14:anchorId="0A95D456" wp14:editId="4052BEC7">
             <wp:simplePos x="0" y="0"/>
             <wp:positionH relativeFrom="column">
               <wp:posOffset>0</wp:posOffset>
             </wp:positionH>
             <wp:positionV relativeFrom="paragraph">
-              <wp:posOffset>0</wp:posOffset>
+              <wp:posOffset>-635</wp:posOffset>
             </wp:positionV>
-            <wp:extent cx="6332220" cy="3188970"/>
+            <wp:extent cx="6332220" cy="3342005"/>
             <wp:effectExtent l="0" t="0" r="0" b="0"/>
             <wp:wrapNone/>
-            <wp:docPr id="20" name="Gráfico 20" descr="Mapa conceptual sobre la ética y la gestión del talento humano. Integra cuatro ejes: la ética, las relaciones interpersonales, la gestión del talento humano y la inteligencia emocional, que juntos fortalecen la convivencia, el clima laboral y la sostenibilidad de la organización."/>
+            <wp:docPr id="2" name="Imagen 2" descr="Mapa conceptual sobre la ética y la gestión del talento humano. Integra cuatro ejes: la ética, las relaciones interpersonales, la gestión del talento humano y la inteligencia emocional, que juntos fortalecen la convivencia, el clima laboral y la sostenibilidad de la organización."/>
             <wp:cNvGraphicFramePr>
               <a:graphicFrameLocks xmlns:a="http://schemas.openxmlformats.org/drawingml/2006/main" noChangeAspect="1"/>
             </wp:cNvGraphicFramePr>
@@ -11100,20 +11233,11 @@
               <a:graphicData uri="http://schemas.openxmlformats.org/drawingml/2006/picture">
                 <pic:pic xmlns:pic="http://schemas.openxmlformats.org/drawingml/2006/picture">
                   <pic:nvPicPr>
-                    <pic:cNvPr id="20" name="sintesis-BgM3bN0e.svg"/>
+                    <pic:cNvPr id="1" name=""/>
                     <pic:cNvPicPr/>
                   </pic:nvPicPr>
                   <pic:blipFill>
-                    <a:blip r:embed="rId16">
-                      <a:extLst>
-                        <a:ext uri="{28A0092B-C50C-407E-A947-70E740481C1C}">
-                          <a14:useLocalDpi xmlns:a14="http://schemas.microsoft.com/office/drawing/2010/main" val="0"/>
-                        </a:ext>
-                        <a:ext uri="{96DAC541-7B7A-43D3-8B79-37D633B846F1}">
-                          <asvg:svgBlip xmlns:asvg="http://schemas.microsoft.com/office/drawing/2016/SVG/main" r:embed="rId17"/>
-                        </a:ext>
-                      </a:extLst>
-                    </a:blip>
+                    <a:blip r:embed="rId16"/>
                     <a:stretch>
                       <a:fillRect/>
                     </a:stretch>
@@ -11121,7 +11245,7 @@
                   <pic:spPr>
                     <a:xfrm>
                       <a:off x="0" y="0"/>
-                      <a:ext cx="6332220" cy="3188970"/>
+                      <a:ext cx="6332220" cy="3342005"/>
                     </a:xfrm>
                     <a:prstGeom prst="rect">
                       <a:avLst/>
@@ -11136,9 +11260,81 @@
     </w:p>
     <w:p>
       <w:pPr>
+        <w:ind w:firstLine="0"/>
+        <w:jc w:val="center"/>
+        <w:rPr>
+          <w:noProof/>
+          <w:lang w:eastAsia="es-CO"/>
+        </w:rPr>
+      </w:pPr>
+    </w:p>
+    <w:p>
+      <w:pPr>
+        <w:ind w:firstLine="0"/>
+        <w:jc w:val="center"/>
+        <w:rPr>
+          <w:noProof/>
+          <w:lang w:eastAsia="es-CO"/>
+        </w:rPr>
+      </w:pPr>
+    </w:p>
+    <w:p>
+      <w:pPr>
+        <w:ind w:firstLine="0"/>
+        <w:jc w:val="center"/>
+        <w:rPr>
+          <w:noProof/>
+          <w:lang w:eastAsia="es-CO"/>
+        </w:rPr>
+      </w:pPr>
+    </w:p>
+    <w:p>
+      <w:pPr>
+        <w:ind w:firstLine="0"/>
+        <w:jc w:val="center"/>
+        <w:rPr>
+          <w:noProof/>
+          <w:lang w:eastAsia="es-CO"/>
+        </w:rPr>
+      </w:pPr>
+    </w:p>
+    <w:p>
+      <w:pPr>
+        <w:ind w:firstLine="0"/>
+        <w:jc w:val="center"/>
+        <w:rPr>
+          <w:noProof/>
+          <w:lang w:eastAsia="es-CO"/>
+        </w:rPr>
+      </w:pPr>
+    </w:p>
+    <w:p>
+      <w:pPr>
+        <w:ind w:firstLine="0"/>
+        <w:jc w:val="center"/>
+        <w:rPr>
+          <w:noProof/>
+          <w:lang w:eastAsia="es-CO"/>
+        </w:rPr>
+      </w:pPr>
+    </w:p>
+    <w:p>
+      <w:pPr>
+        <w:ind w:firstLine="0"/>
+        <w:jc w:val="center"/>
+        <w:rPr>
+          <w:noProof/>
+          <w:lang w:eastAsia="es-CO"/>
+        </w:rPr>
+      </w:pPr>
+    </w:p>
+    <w:p>
+      <w:pPr>
         <w:pStyle w:val="Titulosgenerales"/>
       </w:pPr>
-      <w:bookmarkStart w:id="20" w:name="_Toc238633439"/>
+      <w:bookmarkStart w:id="20" w:name="_Toc240013507"/>
+      <w:bookmarkStart w:id="21" w:name="_GoBack"/>
+      <w:bookmarkEnd w:id="21"/>
       <w:r>
         <w:lastRenderedPageBreak/>
         <w:t>Glosario</w:t>
@@ -11337,12 +11533,12 @@
       <w:pPr>
         <w:pStyle w:val="Titulosgenerales"/>
       </w:pPr>
-      <w:bookmarkStart w:id="21" w:name="_Toc238633440"/>
+      <w:bookmarkStart w:id="22" w:name="_Toc240013508"/>
       <w:r>
         <w:lastRenderedPageBreak/>
         <w:t>Referencias bibliográficas</w:t>
       </w:r>
-      <w:bookmarkEnd w:id="21"/>
+      <w:bookmarkEnd w:id="22"/>
       <w:r>
         <w:t xml:space="preserve"> </w:t>
       </w:r>
@@ -11358,7 +11554,7 @@
       </w:r>
     </w:p>
     <w:p>
-      <w:hyperlink r:id="rId18" w:history="1">
+      <w:hyperlink r:id="rId17" w:history="1">
         <w:r>
           <w:rPr>
             <w:rStyle w:val="Hipervnculo"/>
@@ -11440,12 +11636,12 @@
       <w:pPr>
         <w:pStyle w:val="Titulosgenerales"/>
       </w:pPr>
-      <w:bookmarkStart w:id="22" w:name="_Toc238633441"/>
+      <w:bookmarkStart w:id="23" w:name="_Toc240013509"/>
       <w:r>
         <w:lastRenderedPageBreak/>
         <w:t>Créditos</w:t>
       </w:r>
-      <w:bookmarkEnd w:id="22"/>
+      <w:bookmarkEnd w:id="23"/>
     </w:p>
     <w:tbl>
       <w:tblPr>
@@ -12033,12 +12229,10 @@
           <w:lang w:eastAsia="es-CO"/>
         </w:rPr>
       </w:pPr>
-      <w:bookmarkStart w:id="23" w:name="_GoBack"/>
-      <w:bookmarkEnd w:id="23"/>
     </w:p>
     <w:sectPr>
-      <w:headerReference w:type="default" r:id="rId19"/>
-      <w:footerReference w:type="default" r:id="rId20"/>
+      <w:headerReference w:type="default" r:id="rId18"/>
+      <w:footerReference w:type="default" r:id="rId19"/>
       <w:pgSz w:w="12240" w:h="15840"/>
       <w:pgMar w:top="1701" w:right="1134" w:bottom="1134" w:left="1134" w:header="709" w:footer="737" w:gutter="0"/>
       <w:pgNumType w:start="1"/>
@@ -17912,17 +18106,6 @@
 </file>
 
 <file path=customXml/item2.xml><?xml version="1.0" encoding="utf-8"?>
-<p:properties xmlns:p="http://schemas.microsoft.com/office/2006/metadata/properties" xmlns:xsi="http://www.w3.org/2001/XMLSchema-instance" xmlns:pc="http://schemas.microsoft.com/office/infopath/2007/PartnerControls">
-  <documentManagement>
-    <TaxCatchAll xmlns="13c90a0b-73bc-4dc0-be5f-28d77b615beb" xsi:nil="true"/>
-    <lcf76f155ced4ddcb4097134ff3c332f xmlns="13c93bba-48ce-428c-bfe5-88b42c19b028">
-      <Terms xmlns="http://schemas.microsoft.com/office/infopath/2007/PartnerControls"/>
-    </lcf76f155ced4ddcb4097134ff3c332f>
-  </documentManagement>
-</p:properties>
-</file>
-
-<file path=customXml/item3.xml><?xml version="1.0" encoding="utf-8"?>
 <ct:contentTypeSchema xmlns:ct="http://schemas.microsoft.com/office/2006/metadata/contentType" xmlns:ma="http://schemas.microsoft.com/office/2006/metadata/properties/metaAttributes" ct:_="" ma:_="" ma:contentTypeName="Documento" ma:contentTypeID="0x0101006A81D6BD42E8DF4C91013959704817E1" ma:contentTypeVersion="15" ma:contentTypeDescription="Crear nuevo documento." ma:contentTypeScope="" ma:versionID="bf4f72ffd194f0963ff564daca6869f7">
   <xsd:schema xmlns:xsd="http://www.w3.org/2001/XMLSchema" xmlns:xs="http://www.w3.org/2001/XMLSchema" xmlns:p="http://schemas.microsoft.com/office/2006/metadata/properties" xmlns:ns2="13c90a0b-73bc-4dc0-be5f-28d77b615beb" xmlns:ns3="13c93bba-48ce-428c-bfe5-88b42c19b028" targetNamespace="http://schemas.microsoft.com/office/2006/metadata/properties" ma:root="true" ma:fieldsID="8718d6f4873a5b1392a45044efa78385" ns2:_="" ns3:_="">
     <xsd:import namespace="13c90a0b-73bc-4dc0-be5f-28d77b615beb"/>
@@ -18157,6 +18340,17 @@
 </ct:contentTypeSchema>
 </file>
 
+<file path=customXml/item3.xml><?xml version="1.0" encoding="utf-8"?>
+<p:properties xmlns:p="http://schemas.microsoft.com/office/2006/metadata/properties" xmlns:xsi="http://www.w3.org/2001/XMLSchema-instance" xmlns:pc="http://schemas.microsoft.com/office/infopath/2007/PartnerControls">
+  <documentManagement>
+    <TaxCatchAll xmlns="13c90a0b-73bc-4dc0-be5f-28d77b615beb" xsi:nil="true"/>
+    <lcf76f155ced4ddcb4097134ff3c332f xmlns="13c93bba-48ce-428c-bfe5-88b42c19b028">
+      <Terms xmlns="http://schemas.microsoft.com/office/infopath/2007/PartnerControls"/>
+    </lcf76f155ced4ddcb4097134ff3c332f>
+  </documentManagement>
+</p:properties>
+</file>
+
 <file path=customXml/item4.xml><?xml version="1.0" encoding="utf-8"?>
 <b:Sources xmlns:b="http://schemas.openxmlformats.org/officeDocument/2006/bibliography" xmlns="http://schemas.openxmlformats.org/officeDocument/2006/bibliography" SelectedStyle="\APASixthEditionOfficeOnline.xsl" StyleName="APA" Version="6"/>
 </file>
@@ -18170,17 +18364,6 @@
 </file>
 
 <file path=customXml/itemProps2.xml><?xml version="1.0" encoding="utf-8"?>
-<ds:datastoreItem xmlns:ds="http://schemas.openxmlformats.org/officeDocument/2006/customXml" ds:itemID="{1279454D-02BE-4A9C-A117-DCD1573E2608}">
-  <ds:schemaRefs>
-    <ds:schemaRef ds:uri="http://schemas.microsoft.com/office/2006/metadata/properties"/>
-    <ds:schemaRef ds:uri="http://schemas.microsoft.com/office/infopath/2007/PartnerControls"/>
-    <ds:schemaRef ds:uri="13c90a0b-73bc-4dc0-be5f-28d77b615beb"/>
-    <ds:schemaRef ds:uri="13c93bba-48ce-428c-bfe5-88b42c19b028"/>
-  </ds:schemaRefs>
-</ds:datastoreItem>
-</file>
-
-<file path=customXml/itemProps3.xml><?xml version="1.0" encoding="utf-8"?>
 <ds:datastoreItem xmlns:ds="http://schemas.openxmlformats.org/officeDocument/2006/customXml" ds:itemID="{59065960-E0CA-4804-83B5-320CBCDCC160}">
   <ds:schemaRefs>
     <ds:schemaRef ds:uri="http://schemas.microsoft.com/office/2006/metadata/contentType"/>
@@ -18199,8 +18382,19 @@
 </ds:datastoreItem>
 </file>
 
+<file path=customXml/itemProps3.xml><?xml version="1.0" encoding="utf-8"?>
+<ds:datastoreItem xmlns:ds="http://schemas.openxmlformats.org/officeDocument/2006/customXml" ds:itemID="{1279454D-02BE-4A9C-A117-DCD1573E2608}">
+  <ds:schemaRefs>
+    <ds:schemaRef ds:uri="http://schemas.microsoft.com/office/2006/metadata/properties"/>
+    <ds:schemaRef ds:uri="http://schemas.microsoft.com/office/infopath/2007/PartnerControls"/>
+    <ds:schemaRef ds:uri="13c90a0b-73bc-4dc0-be5f-28d77b615beb"/>
+    <ds:schemaRef ds:uri="13c93bba-48ce-428c-bfe5-88b42c19b028"/>
+  </ds:schemaRefs>
+</ds:datastoreItem>
+</file>
+
 <file path=customXml/itemProps4.xml><?xml version="1.0" encoding="utf-8"?>
-<ds:datastoreItem xmlns:ds="http://schemas.openxmlformats.org/officeDocument/2006/customXml" ds:itemID="{F4F98187-87F1-40C3-9D37-A357B167CFF4}">
+<ds:datastoreItem xmlns:ds="http://schemas.openxmlformats.org/officeDocument/2006/customXml" ds:itemID="{584329C4-096C-4FD0-8010-F9935DDD7052}">
   <ds:schemaRefs>
     <ds:schemaRef ds:uri="http://schemas.openxmlformats.org/officeDocument/2006/bibliography"/>
   </ds:schemaRefs>
